--- a/docs/labs/ЛЗ1_Реверс-инжиниринг_рынка_труда.docx
+++ b/docs/labs/ЛЗ1_Реверс-инжиниринг_рынка_труда.docx
@@ -7873,7 +7873,7 @@
                 <w:szCs w:val="20"/>
                 <w:lang w:val="kk-KZ"/>
               </w:rPr>
-              <w:t>Зият Нүркен</w:t>
+              <w:t>Зият Нұркен</w:t>
             </w:r>
             <w:r>
               <w:rPr>
@@ -7927,7 +7927,7 @@
                 <w:szCs w:val="20"/>
                 <w:lang w:val="kk-KZ"/>
               </w:rPr>
-              <w:t>Зият Нүркен</w:t>
+              <w:t>Зият Нұркен</w:t>
             </w:r>
             <w:r>
               <w:rPr>
